--- a/AI_Agents_and_Advanced_Fine_Tuning_Bootcamp/Lab_Walkthroughs/Week_12_Lab_B_capstone_presentations_and_peer_review.docx
+++ b/AI_Agents_and_Advanced_Fine_Tuning_Bootcamp/Lab_Walkthroughs/Week_12_Lab_B_capstone_presentations_and_peer_review.docx
@@ -96,7 +96,7 @@
           <w:color w:val="333333"/>
           <w:sz w:val="22"/>
         </w:rPr>
-        <w:t>Cluster workspace from week 1 plus week-specific deps in the requirements.txt that ships with this lab.</w:t>
+        <w:t>Presentation room A/V; rubric sheets from the TA.</w:t>
       </w:r>
     </w:p>
     <w:p>
@@ -118,7 +118,7 @@
           <w:color w:val="333333"/>
           <w:sz w:val="22"/>
         </w:rPr>
-        <w:t>Concept list available in the class notes for this week.</w:t>
+        <w:t>10 slides: problem, architecture, patterns, evals, costs, lessons</w:t>
       </w:r>
     </w:p>
     <w:p>
@@ -130,7 +130,19 @@
           <w:color w:val="333333"/>
           <w:sz w:val="22"/>
         </w:rPr>
-        <w:t>Lab guide TA reviews the concepts in the first 15 minutes.</w:t>
+        <w:t>Peer review against the structured rubric, not vibes</w:t>
+      </w:r>
+    </w:p>
+    <w:p>
+      <w:pPr>
+        <w:pStyle w:val="ListBullet"/>
+      </w:pPr>
+      <w:r>
+        <w:rPr>
+          <w:color w:val="333333"/>
+          <w:sz w:val="22"/>
+        </w:rPr>
+        <w:t>Live demo with a fallback recording</w:t>
       </w:r>
     </w:p>
     <w:p>
@@ -199,7 +211,124 @@
           <w:color w:val="101010"/>
           <w:sz w:val="18"/>
         </w:rPr>
-        <w:t># Starter code is in the lab repo: see lab_starter.py.</w:t>
+        <w:t># peer_review.py: aggregate rubric sheets</w:t>
+      </w:r>
+    </w:p>
+    <w:p>
+      <w:pPr>
+        <w:spacing w:after="0" w:before="0"/>
+      </w:pPr>
+      <w:r>
+        <w:rPr>
+          <w:rFonts w:ascii="Consolas" w:hAnsi="Consolas"/>
+          <w:color w:val="101010"/>
+          <w:sz w:val="18"/>
+        </w:rPr>
+        <w:t>import csv, statistics</w:t>
+      </w:r>
+    </w:p>
+    <w:p>
+      <w:pPr>
+        <w:spacing w:after="0" w:before="0"/>
+      </w:pPr>
+      <w:r>
+        <w:rPr>
+          <w:rFonts w:ascii="Consolas" w:hAnsi="Consolas"/>
+          <w:color w:val="101010"/>
+          <w:sz w:val="18"/>
+        </w:rPr>
+        <w:t>rows = list(csv.DictReader(open('reviews.csv')))</w:t>
+      </w:r>
+    </w:p>
+    <w:p>
+      <w:pPr>
+        <w:spacing w:after="0" w:before="0"/>
+      </w:pPr>
+      <w:r>
+        <w:rPr>
+          <w:rFonts w:ascii="Consolas" w:hAnsi="Consolas"/>
+          <w:color w:val="101010"/>
+          <w:sz w:val="18"/>
+        </w:rPr>
+        <w:t>by_team = {}</w:t>
+      </w:r>
+    </w:p>
+    <w:p>
+      <w:pPr>
+        <w:spacing w:after="0" w:before="0"/>
+      </w:pPr>
+      <w:r>
+        <w:rPr>
+          <w:rFonts w:ascii="Consolas" w:hAnsi="Consolas"/>
+          <w:color w:val="101010"/>
+          <w:sz w:val="18"/>
+        </w:rPr>
+        <w:t>for r in rows:</w:t>
+      </w:r>
+    </w:p>
+    <w:p>
+      <w:pPr>
+        <w:spacing w:after="0" w:before="0"/>
+      </w:pPr>
+      <w:r>
+        <w:rPr>
+          <w:rFonts w:ascii="Consolas" w:hAnsi="Consolas"/>
+          <w:color w:val="101010"/>
+          <w:sz w:val="18"/>
+        </w:rPr>
+        <w:t xml:space="preserve">    by_team.setdefault(r['team'], []).append(</w:t>
+      </w:r>
+    </w:p>
+    <w:p>
+      <w:pPr>
+        <w:spacing w:after="0" w:before="0"/>
+      </w:pPr>
+      <w:r>
+        <w:rPr>
+          <w:rFonts w:ascii="Consolas" w:hAnsi="Consolas"/>
+          <w:color w:val="101010"/>
+          <w:sz w:val="18"/>
+        </w:rPr>
+        <w:t xml:space="preserve">        sum(int(r[k]) for k in ('design', 'evals', 'demo', 'clarity')))</w:t>
+      </w:r>
+    </w:p>
+    <w:p>
+      <w:pPr>
+        <w:spacing w:after="0" w:before="0"/>
+      </w:pPr>
+      <w:r>
+        <w:rPr>
+          <w:rFonts w:ascii="Consolas" w:hAnsi="Consolas"/>
+          <w:color w:val="101010"/>
+          <w:sz w:val="18"/>
+        </w:rPr>
+        <w:t>for team, scores in sorted(by_team.items()):</w:t>
+      </w:r>
+    </w:p>
+    <w:p>
+      <w:pPr>
+        <w:spacing w:after="0" w:before="0"/>
+      </w:pPr>
+      <w:r>
+        <w:rPr>
+          <w:rFonts w:ascii="Consolas" w:hAnsi="Consolas"/>
+          <w:color w:val="101010"/>
+          <w:sz w:val="18"/>
+        </w:rPr>
+        <w:t xml:space="preserve">    print(team, round(statistics.mean(scores), 1))</w:t>
+      </w:r>
+    </w:p>
+    <w:p>
+      <w:pPr>
+        <w:spacing w:after="0" w:before="0"/>
+      </w:pPr>
+      <w:r>
+        <w:rPr>
+          <w:rFonts w:ascii="Consolas" w:hAnsi="Consolas"/>
+          <w:color w:val="101010"/>
+          <w:sz w:val="18"/>
+        </w:rPr>
+        <w:t xml:space="preserve"> </w:t>
       </w:r>
     </w:p>
     <w:p>
@@ -221,7 +350,7 @@
           <w:color w:val="333333"/>
           <w:sz w:val="22"/>
         </w:rPr>
-        <w:t>all deliverables present in the submission folder</w:t>
+        <w:t>presentation fits 10 slides and the 12-minute slot</w:t>
       </w:r>
     </w:p>
     <w:p>
@@ -233,7 +362,7 @@
           <w:color w:val="333333"/>
           <w:sz w:val="22"/>
         </w:rPr>
-        <w:t>code runs end-to-end without modification</w:t>
+        <w:t>each student submits two completed peer rubrics</w:t>
       </w:r>
     </w:p>
     <w:p>
@@ -245,7 +374,19 @@
           <w:color w:val="333333"/>
           <w:sz w:val="22"/>
         </w:rPr>
-        <w:t>results match the expected ranges in the rubric</w:t>
+        <w:t>demo runs live or the fallback recording plays</w:t>
+      </w:r>
+    </w:p>
+    <w:p>
+      <w:pPr>
+        <w:pStyle w:val="ListBullet"/>
+      </w:pPr>
+      <w:r>
+        <w:rPr>
+          <w:color w:val="333333"/>
+          <w:sz w:val="22"/>
+        </w:rPr>
+        <w:t>faculty critique delivered in writing within the week</w:t>
       </w:r>
     </w:p>
     <w:p>
